--- a/zhs/docx/038.content.docx
+++ b/zhs/docx/038.content.docx
@@ -351,18 +351,12 @@
           <w:lang w:val="zh_CN" w:bidi="zh_CN"/>
         </w:rPr>
       </w:r>
-      <w:hyperlink r:id="rId14">
-        <w:r>
-          <w:rPr>
-            <w:lang w:val="zh_CN" w:bidi="zh_CN"/>
-          </w:rPr>
-          <w:rPr>
-            <w:color w:val="0000EE"/>
-            <w:u w:val="single"/>
-          </w:rPr>
-          <w:t>沙漠</w:t>
-        </w:r>
-      </w:hyperlink>
+      <w:r>
+        <w:rPr>
+          <w:lang w:val="zh_CN" w:bidi="zh_CN"/>
+        </w:rPr>
+        <w:t>沙漠</w:t>
+      </w:r>
       <w:r>
         <w:rPr>
           <w:lang w:val="zh_CN" w:bidi="zh_CN"/>

--- a/zhs/docx/038.content.docx
+++ b/zhs/docx/038.content.docx
@@ -265,77 +265,6 @@
         <w:rPr>
           <w:lang w:val="zh_CN" w:bidi="zh_CN"/>
         </w:rPr>
-        <w:t>筐子、箱子、篮子</w:t>
-      </w:r>
-      <w:r>
-        <w:rPr>
-          <w:lang w:val="zh_CN" w:bidi="zh_CN"/>
-        </w:rPr>
-      </w:r>
-    </w:p>
-    <w:p>
-      <w:pPr>
-        <w:pStyle w:val="Heading4"/>
-      </w:pPr>
-      <w:r>
-        <w:rPr>
-          <w:lang w:val="zh_CN" w:bidi="zh_CN"/>
-        </w:rPr>
-        <w:t>Audio Content</w:t>
-      </w:r>
-    </w:p>
-    <w:p>
-      <w:pPr/>
-      <w:r>
-        <w:rPr>
-          <w:lang w:val="zh_CN" w:bidi="zh_CN"/>
-        </w:rPr>
-      </w:r>
-      <w:hyperlink r:id="rId13">
-        <w:r>
-          <w:rPr>
-            <w:lang w:val="zh_CN" w:bidi="zh_CN"/>
-          </w:rPr>
-          <w:rPr>
-            <w:color w:val="0000EE"/>
-            <w:u w:val="single"/>
-          </w:rPr>
-          <w:t>mp3 file</w:t>
-        </w:r>
-      </w:hyperlink>
-      <w:r>
-        <w:rPr>
-          <w:lang w:val="zh_CN" w:bidi="zh_CN"/>
-        </w:rPr>
-        <w:t xml:space="preserve"> (None KB)</w:t>
-      </w:r>
-      <w:r>
-        <w:rPr>
-          <w:lang w:val="zh_CN" w:bidi="zh_CN"/>
-        </w:rPr>
-      </w:r>
-      <w:r>
-        <w:rPr>
-          <w:lang w:val="zh_CN" w:bidi="zh_CN"/>
-        </w:rPr>
-      </w:r>
-    </w:p>
-    <w:p>
-      <w:pPr/>
-      <w:r>
-        <w:rPr>
-          <w:lang w:val="zh_CN" w:bidi="zh_CN"/>
-        </w:rPr>
-      </w:r>
-    </w:p>
-    <w:p>
-      <w:pPr>
-        <w:pStyle w:val="Heading2"/>
-      </w:pPr>
-      <w:r>
-        <w:rPr>
-          <w:lang w:val="zh_CN" w:bidi="zh_CN"/>
-        </w:rPr>
         <w:t>旷野</w:t>
       </w:r>
       <w:r>
@@ -375,77 +304,6 @@
           <w:lang w:val="zh_CN" w:bidi="zh_CN"/>
         </w:rPr>
         <w:t>是孤独、贫瘠的无水之地。 沙漠中几乎没有树木或灌木丛生长。 地面干燥，多石头，野生动物四处游走。 人们不住在沙漠中。</w:t>
-      </w:r>
-      <w:r>
-        <w:rPr>
-          <w:lang w:val="zh_CN" w:bidi="zh_CN"/>
-        </w:rPr>
-      </w:r>
-      <w:r>
-        <w:rPr>
-          <w:lang w:val="zh_CN" w:bidi="zh_CN"/>
-        </w:rPr>
-      </w:r>
-    </w:p>
-    <w:p>
-      <w:pPr/>
-      <w:r>
-        <w:rPr>
-          <w:lang w:val="zh_CN" w:bidi="zh_CN"/>
-        </w:rPr>
-      </w:r>
-    </w:p>
-    <w:p>
-      <w:pPr>
-        <w:pStyle w:val="Heading2"/>
-      </w:pPr>
-      <w:r>
-        <w:rPr>
-          <w:lang w:val="zh_CN" w:bidi="zh_CN"/>
-        </w:rPr>
-        <w:t>旷野</w:t>
-      </w:r>
-      <w:r>
-        <w:rPr>
-          <w:lang w:val="zh_CN" w:bidi="zh_CN"/>
-        </w:rPr>
-      </w:r>
-    </w:p>
-    <w:p>
-      <w:pPr>
-        <w:pStyle w:val="Heading4"/>
-      </w:pPr>
-      <w:r>
-        <w:rPr>
-          <w:lang w:val="zh_CN" w:bidi="zh_CN"/>
-        </w:rPr>
-        <w:t>Audio Content</w:t>
-      </w:r>
-    </w:p>
-    <w:p>
-      <w:pPr/>
-      <w:r>
-        <w:rPr>
-          <w:lang w:val="zh_CN" w:bidi="zh_CN"/>
-        </w:rPr>
-      </w:r>
-      <w:hyperlink r:id="rId13">
-        <w:r>
-          <w:rPr>
-            <w:lang w:val="zh_CN" w:bidi="zh_CN"/>
-          </w:rPr>
-          <w:rPr>
-            <w:color w:val="0000EE"/>
-            <w:u w:val="single"/>
-          </w:rPr>
-          <w:t>mp3 file</w:t>
-        </w:r>
-      </w:hyperlink>
-      <w:r>
-        <w:rPr>
-          <w:lang w:val="zh_CN" w:bidi="zh_CN"/>
-        </w:rPr>
-        <w:t xml:space="preserve"> (None KB)</w:t>
       </w:r>
       <w:r>
         <w:rPr>

--- a/zhs/docx/038.content.docx
+++ b/zhs/docx/038.content.docx
@@ -280,12 +280,18 @@
           <w:lang w:val="zh_CN" w:bidi="zh_CN"/>
         </w:rPr>
       </w:r>
-      <w:r>
-        <w:rPr>
-          <w:lang w:val="zh_CN" w:bidi="zh_CN"/>
-        </w:rPr>
-        <w:t>沙漠</w:t>
-      </w:r>
+      <w:hyperlink r:id="rId13">
+        <w:r>
+          <w:rPr>
+            <w:lang w:val="zh_CN" w:bidi="zh_CN"/>
+          </w:rPr>
+          <w:rPr>
+            <w:color w:val="0000EE"/>
+            <w:u w:val="single"/>
+          </w:rPr>
+          <w:t>沙漠</w:t>
+        </w:r>
+      </w:hyperlink>
       <w:r>
         <w:rPr>
           <w:lang w:val="zh_CN" w:bidi="zh_CN"/>
